--- a/Aula 01 - Propósitos da modelagem/Propósitos da modelagem - Exemplos de modelos gerais.docx
+++ b/Aula 01 - Propósitos da modelagem/Propósitos da modelagem - Exemplos de modelos gerais.docx
@@ -90,8 +90,15 @@
     <w:p>
       <w:pPr>
         <w:pStyle w:val="PargrafodaLista"/>
-        <w:ind w:left="1416"/>
-      </w:pPr>
+        <w:ind w:firstLine="696"/>
+        <w:rPr>
+          <w:b/>
+          <w:bCs/>
+        </w:rPr>
+      </w:pPr>
+      <w:r>
+        <w:t>A ideia do modelo é ter uma prévia do produto final, sendo utilizada para estudos, testes, validações etc.</w:t>
+      </w:r>
     </w:p>
     <w:p>
       <w:pPr>
@@ -119,12 +126,28 @@
     <w:p>
       <w:pPr>
         <w:pStyle w:val="PargrafodaLista"/>
-      </w:pPr>
-    </w:p>
-    <w:p>
-      <w:pPr>
-        <w:pStyle w:val="PargrafodaLista"/>
-      </w:pPr>
+        <w:ind w:firstLine="696"/>
+        <w:rPr>
+          <w:b/>
+          <w:bCs/>
+        </w:rPr>
+      </w:pPr>
+      <w:r>
+        <w:rPr>
+          <w:rStyle w:val="Forte"/>
+          <w:b w:val="0"/>
+          <w:bCs w:val="0"/>
+        </w:rPr>
+        <w:t xml:space="preserve">No caso do modelo de sistema de água residencial por exemplo, </w:t>
+      </w:r>
+      <w:r>
+        <w:rPr>
+          <w:rStyle w:val="Forte"/>
+          <w:b w:val="0"/>
+          <w:bCs w:val="0"/>
+        </w:rPr>
+        <w:t>foi um recurso muito útil, já que sem esse modelo eu teria que conhecer de maneira mais técnica o processo em questão, e por não ser a minha área de estudo, tornaria o processo de aprendizado muito mais longo e difícil, no entanto, como havia uma ilustração simplificando o processo, foi bem simples e rápida a minha compreensão, economizando tempo e evitando desgaste com termos muito técnicos.</w:t>
+      </w:r>
     </w:p>
     <w:sectPr>
       <w:pgSz w:w="11906" w:h="16838"/>
